--- a/docs/reports/LogiQ_Day3_Progress_Report_Induja.docx
+++ b/docs/reports/LogiQ_Day3_Progress_Report_Induja.docx
@@ -737,7 +737,7 @@
           <w:b/>
           <w:color w:val="0284C7"/>
         </w:rPr>
-        <w:t>http://localhost:3000 (Staging Environment)</w:t>
+        <w:t>https://logi-q-on-tech-git-dev-myh-itch.vercel.app/</w:t>
       </w:r>
       <w:r>
         <w:rPr>
